--- a/backend-exhibits/Outlook to Outlook - Included.docx
+++ b/backend-exhibits/Outlook to Outlook - Included.docx
@@ -43,7 +43,6 @@
           </w:tcPr>
           <w:p>
             <w:pPr>
-              <w:spacing w:after="0"/>
               <w:ind w:left="52"/>
               <w:jc w:val="center"/>
             </w:pPr>
@@ -92,7 +91,6 @@
           </w:tcPr>
           <w:p>
             <w:pPr>
-              <w:spacing w:after="0"/>
               <w:ind w:left="3"/>
             </w:pPr>
             <w:r>
@@ -116,14 +114,7 @@
             </w:tcBorders>
           </w:tcPr>
           <w:p>
-            <w:pPr>
-              <w:spacing w:after="0"/>
-            </w:pPr>
-            <w:r>
-              <w:rPr>
-                <w:rFonts w:ascii="Arial" w:eastAsia="Arial" w:hAnsi="Arial" w:cs="Arial"/>
-                <w:sz w:val="21"/>
-              </w:rPr>
+            <w:r>
               <w:t>An inbox mail is a digital folder for storing and managing received emails.</w:t>
             </w:r>
           </w:p>
@@ -146,7 +137,6 @@
           </w:tcPr>
           <w:p>
             <w:pPr>
-              <w:spacing w:after="0"/>
               <w:ind w:left="3"/>
             </w:pPr>
             <w:r>
@@ -170,9 +160,6 @@
             </w:tcBorders>
           </w:tcPr>
           <w:p>
-            <w:pPr>
-              <w:spacing w:after="0"/>
-            </w:pPr>
             <w:r>
               <w:rPr>
                 <w:rFonts w:ascii="Arial" w:eastAsia="Arial" w:hAnsi="Arial" w:cs="Arial"/>
@@ -199,7 +186,6 @@
           </w:tcPr>
           <w:p>
             <w:pPr>
-              <w:spacing w:after="0"/>
               <w:ind w:left="3"/>
             </w:pPr>
             <w:r>
@@ -223,15 +209,263 @@
             </w:tcBorders>
           </w:tcPr>
           <w:p>
-            <w:pPr>
-              <w:spacing w:after="0"/>
-            </w:pPr>
             <w:r>
               <w:rPr>
                 <w:rFonts w:ascii="Arial" w:eastAsia="Arial" w:hAnsi="Arial" w:cs="Arial"/>
                 <w:sz w:val="21"/>
               </w:rPr>
               <w:t>Unfinished or unsent emails saved for future editing and sending.</w:t>
+            </w:r>
+          </w:p>
+        </w:tc>
+      </w:tr>
+      <w:tr>
+        <w:trPr>
+          <w:trHeight w:val="565"/>
+        </w:trPr>
+        <w:tc>
+          <w:tcPr>
+            <w:tcW w:w="3118" w:type="dxa"/>
+            <w:tcBorders>
+              <w:top w:val="single" w:sz="6" w:space="0" w:color="666666"/>
+              <w:left w:val="single" w:sz="6" w:space="0" w:color="666666"/>
+              <w:bottom w:val="single" w:sz="6" w:space="0" w:color="666666"/>
+              <w:right w:val="single" w:sz="6" w:space="0" w:color="666666"/>
+            </w:tcBorders>
+          </w:tcPr>
+          <w:p>
+            <w:pPr>
+              <w:ind w:left="3"/>
+            </w:pPr>
+            <w:r>
+              <w:rPr>
+                <w:rFonts w:ascii="Arial" w:eastAsia="Arial" w:hAnsi="Arial" w:cs="Arial"/>
+                <w:b/>
+                <w:sz w:val="21"/>
+              </w:rPr>
+              <w:t>Junk Emails</w:t>
+            </w:r>
+          </w:p>
+        </w:tc>
+        <w:tc>
+          <w:tcPr>
+            <w:tcW w:w="7603" w:type="dxa"/>
+            <w:tcBorders>
+              <w:top w:val="single" w:sz="6" w:space="0" w:color="666666"/>
+              <w:left w:val="single" w:sz="6" w:space="0" w:color="666666"/>
+              <w:bottom w:val="single" w:sz="6" w:space="0" w:color="666666"/>
+              <w:right w:val="single" w:sz="6" w:space="0" w:color="666666"/>
+            </w:tcBorders>
+            <w:vAlign w:val="bottom"/>
+          </w:tcPr>
+          <w:p>
+            <w:r>
+              <w:rPr>
+                <w:rFonts w:ascii="Arial" w:eastAsia="Arial" w:hAnsi="Arial" w:cs="Arial"/>
+                <w:sz w:val="21"/>
+              </w:rPr>
+              <w:t>Unwanted emails, typically containing spam or irrelevant content, are often filtered into a separate folder to reduce clutter in the inbox</w:t>
+            </w:r>
+          </w:p>
+        </w:tc>
+      </w:tr>
+      <w:tr>
+        <w:trPr>
+          <w:trHeight w:val="660"/>
+        </w:trPr>
+        <w:tc>
+          <w:tcPr>
+            <w:tcW w:w="3118" w:type="dxa"/>
+            <w:tcBorders>
+              <w:top w:val="single" w:sz="6" w:space="0" w:color="666666"/>
+              <w:left w:val="single" w:sz="6" w:space="0" w:color="666666"/>
+              <w:bottom w:val="single" w:sz="6" w:space="0" w:color="666666"/>
+              <w:right w:val="single" w:sz="6" w:space="0" w:color="666666"/>
+            </w:tcBorders>
+          </w:tcPr>
+          <w:p>
+            <w:pPr>
+              <w:ind w:left="3"/>
+            </w:pPr>
+            <w:r>
+              <w:rPr>
+                <w:rFonts w:ascii="Arial" w:eastAsia="Arial" w:hAnsi="Arial" w:cs="Arial"/>
+                <w:b/>
+                <w:sz w:val="21"/>
+              </w:rPr>
+              <w:t>Deleted Emails</w:t>
+            </w:r>
+          </w:p>
+        </w:tc>
+        <w:tc>
+          <w:tcPr>
+            <w:tcW w:w="7603" w:type="dxa"/>
+            <w:tcBorders>
+              <w:top w:val="single" w:sz="6" w:space="0" w:color="666666"/>
+              <w:left w:val="single" w:sz="6" w:space="0" w:color="666666"/>
+              <w:bottom w:val="single" w:sz="6" w:space="0" w:color="666666"/>
+              <w:right w:val="single" w:sz="6" w:space="0" w:color="666666"/>
+            </w:tcBorders>
+          </w:tcPr>
+          <w:p>
+            <w:pPr>
+              <w:ind w:right="736"/>
+            </w:pPr>
+            <w:r>
+              <w:rPr>
+                <w:rFonts w:ascii="Arial" w:eastAsia="Arial" w:hAnsi="Arial" w:cs="Arial"/>
+                <w:sz w:val="21"/>
+              </w:rPr>
+              <w:t>Emails that have been intentionally deleted or moved to a trash folder for removal.</w:t>
+            </w:r>
+          </w:p>
+        </w:tc>
+      </w:tr>
+      <w:tr>
+        <w:trPr>
+          <w:trHeight w:val="390"/>
+        </w:trPr>
+        <w:tc>
+          <w:tcPr>
+            <w:tcW w:w="3118" w:type="dxa"/>
+            <w:tcBorders>
+              <w:top w:val="single" w:sz="6" w:space="0" w:color="666666"/>
+              <w:left w:val="single" w:sz="6" w:space="0" w:color="666666"/>
+              <w:bottom w:val="single" w:sz="6" w:space="0" w:color="666666"/>
+              <w:right w:val="single" w:sz="6" w:space="0" w:color="666666"/>
+            </w:tcBorders>
+          </w:tcPr>
+          <w:p>
+            <w:pPr>
+              <w:ind w:left="3"/>
+            </w:pPr>
+            <w:proofErr w:type="spellStart"/>
+            <w:r>
+              <w:rPr>
+                <w:rFonts w:ascii="Arial" w:eastAsia="Arial" w:hAnsi="Arial" w:cs="Arial"/>
+                <w:b/>
+                <w:sz w:val="21"/>
+              </w:rPr>
+              <w:t>TimeStamp</w:t>
+            </w:r>
+            <w:proofErr w:type="spellEnd"/>
+          </w:p>
+        </w:tc>
+        <w:tc>
+          <w:tcPr>
+            <w:tcW w:w="7603" w:type="dxa"/>
+            <w:tcBorders>
+              <w:top w:val="single" w:sz="6" w:space="0" w:color="666666"/>
+              <w:left w:val="single" w:sz="6" w:space="0" w:color="666666"/>
+              <w:bottom w:val="single" w:sz="6" w:space="0" w:color="666666"/>
+              <w:right w:val="single" w:sz="6" w:space="0" w:color="666666"/>
+            </w:tcBorders>
+          </w:tcPr>
+          <w:p>
+            <w:r>
+              <w:rPr>
+                <w:rFonts w:ascii="Arial" w:eastAsia="Arial" w:hAnsi="Arial" w:cs="Arial"/>
+                <w:sz w:val="21"/>
+              </w:rPr>
+              <w:t>Retain the timestamp from source to destination</w:t>
+            </w:r>
+          </w:p>
+        </w:tc>
+      </w:tr>
+      <w:tr>
+        <w:trPr>
+          <w:trHeight w:val="600"/>
+        </w:trPr>
+        <w:tc>
+          <w:tcPr>
+            <w:tcW w:w="3118" w:type="dxa"/>
+            <w:tcBorders>
+              <w:top w:val="single" w:sz="6" w:space="0" w:color="666666"/>
+              <w:left w:val="single" w:sz="6" w:space="0" w:color="666666"/>
+              <w:bottom w:val="single" w:sz="6" w:space="0" w:color="666666"/>
+              <w:right w:val="single" w:sz="6" w:space="0" w:color="666666"/>
+            </w:tcBorders>
+          </w:tcPr>
+          <w:p>
+            <w:pPr>
+              <w:ind w:left="3"/>
+            </w:pPr>
+            <w:r>
+              <w:rPr>
+                <w:rFonts w:ascii="Arial" w:eastAsia="Arial" w:hAnsi="Arial" w:cs="Arial"/>
+                <w:b/>
+                <w:sz w:val="21"/>
+              </w:rPr>
+              <w:t>Maintains Starred/ Important Status</w:t>
+            </w:r>
+          </w:p>
+        </w:tc>
+        <w:tc>
+          <w:tcPr>
+            <w:tcW w:w="7603" w:type="dxa"/>
+            <w:tcBorders>
+              <w:top w:val="single" w:sz="6" w:space="0" w:color="666666"/>
+              <w:left w:val="single" w:sz="6" w:space="0" w:color="666666"/>
+              <w:bottom w:val="single" w:sz="6" w:space="0" w:color="666666"/>
+              <w:right w:val="single" w:sz="6" w:space="0" w:color="666666"/>
+            </w:tcBorders>
+          </w:tcPr>
+          <w:p>
+            <w:r>
+              <w:rPr>
+                <w:rFonts w:ascii="Arial" w:eastAsia="Arial" w:hAnsi="Arial" w:cs="Arial"/>
+                <w:sz w:val="21"/>
+              </w:rPr>
+              <w:t>Highlighted designation for significant or priority emails</w:t>
+            </w:r>
+          </w:p>
+        </w:tc>
+      </w:tr>
+      <w:tr>
+        <w:trPr>
+          <w:trHeight w:val="390"/>
+        </w:trPr>
+        <w:tc>
+          <w:tcPr>
+            <w:tcW w:w="3118" w:type="dxa"/>
+            <w:tcBorders>
+              <w:top w:val="single" w:sz="6" w:space="0" w:color="666666"/>
+              <w:left w:val="single" w:sz="6" w:space="0" w:color="666666"/>
+              <w:bottom w:val="single" w:sz="6" w:space="0" w:color="666666"/>
+              <w:right w:val="single" w:sz="6" w:space="0" w:color="666666"/>
+            </w:tcBorders>
+          </w:tcPr>
+          <w:p>
+            <w:pPr>
+              <w:ind w:left="3"/>
+            </w:pPr>
+            <w:r>
+              <w:rPr>
+                <w:rFonts w:ascii="Arial" w:eastAsia="Arial" w:hAnsi="Arial" w:cs="Arial"/>
+                <w:b/>
+                <w:sz w:val="21"/>
+              </w:rPr>
+              <w:t>Preserve unread /read Status</w:t>
+            </w:r>
+          </w:p>
+        </w:tc>
+        <w:tc>
+          <w:tcPr>
+            <w:tcW w:w="7603" w:type="dxa"/>
+            <w:tcBorders>
+              <w:top w:val="single" w:sz="6" w:space="0" w:color="666666"/>
+              <w:left w:val="single" w:sz="6" w:space="0" w:color="666666"/>
+              <w:bottom w:val="single" w:sz="6" w:space="0" w:color="666666"/>
+              <w:right w:val="single" w:sz="6" w:space="0" w:color="666666"/>
+            </w:tcBorders>
+          </w:tcPr>
+          <w:p>
+            <w:r>
+              <w:rPr>
+                <w:rFonts w:ascii="Arial" w:eastAsia="Arial" w:hAnsi="Arial" w:cs="Arial"/>
+                <w:sz w:val="21"/>
+              </w:rPr>
+              <w:t>Preserves read &amp; unread status</w:t>
             </w:r>
           </w:p>
         </w:tc>
@@ -252,7 +486,6 @@
           </w:tcPr>
           <w:p>
             <w:pPr>
-              <w:spacing w:after="0"/>
               <w:ind w:left="3"/>
             </w:pPr>
             <w:r>
@@ -261,7 +494,7 @@
                 <w:b/>
                 <w:sz w:val="21"/>
               </w:rPr>
-              <w:t>Junk Emails</w:t>
+              <w:t>Mail Attachments</w:t>
             </w:r>
           </w:p>
         </w:tc>
@@ -274,18 +507,233 @@
               <w:bottom w:val="single" w:sz="6" w:space="0" w:color="666666"/>
               <w:right w:val="single" w:sz="6" w:space="0" w:color="666666"/>
             </w:tcBorders>
-            <w:vAlign w:val="bottom"/>
-          </w:tcPr>
-          <w:p>
-            <w:pPr>
-              <w:spacing w:after="0"/>
-            </w:pPr>
-            <w:r>
-              <w:rPr>
-                <w:rFonts w:ascii="Arial" w:eastAsia="Arial" w:hAnsi="Arial" w:cs="Arial"/>
-                <w:sz w:val="21"/>
-              </w:rPr>
-              <w:t>Unwanted emails, typically containing spam or irrelevant content, are often filtered into a separate folder to reduce clutter in the inbox</w:t>
+          </w:tcPr>
+          <w:p>
+            <w:r>
+              <w:rPr>
+                <w:rFonts w:ascii="Arial" w:eastAsia="Arial" w:hAnsi="Arial" w:cs="Arial"/>
+                <w:sz w:val="21"/>
+              </w:rPr>
+              <w:t>Files or documents sent alongside an email, allowing users to share additional information or multimedia content. Attachments can include various file types such as documents, images, videos, or audio files</w:t>
+            </w:r>
+          </w:p>
+        </w:tc>
+      </w:tr>
+      <w:tr>
+        <w:trPr>
+          <w:trHeight w:val="600"/>
+        </w:trPr>
+        <w:tc>
+          <w:tcPr>
+            <w:tcW w:w="3118" w:type="dxa"/>
+            <w:tcBorders>
+              <w:top w:val="single" w:sz="6" w:space="0" w:color="666666"/>
+              <w:left w:val="single" w:sz="6" w:space="0" w:color="666666"/>
+              <w:bottom w:val="single" w:sz="6" w:space="0" w:color="666666"/>
+              <w:right w:val="single" w:sz="6" w:space="0" w:color="666666"/>
+            </w:tcBorders>
+          </w:tcPr>
+          <w:p>
+            <w:pPr>
+              <w:ind w:left="3"/>
+            </w:pPr>
+            <w:r>
+              <w:rPr>
+                <w:rFonts w:ascii="Arial" w:eastAsia="Arial" w:hAnsi="Arial" w:cs="Arial"/>
+                <w:b/>
+                <w:sz w:val="21"/>
+              </w:rPr>
+              <w:t xml:space="preserve">Calendar Events (Normal </w:t>
+            </w:r>
+          </w:p>
+          <w:p>
+            <w:pPr>
+              <w:ind w:left="3"/>
+            </w:pPr>
+            <w:r>
+              <w:rPr>
+                <w:rFonts w:ascii="Arial" w:eastAsia="Arial" w:hAnsi="Arial" w:cs="Arial"/>
+                <w:b/>
+                <w:sz w:val="21"/>
+              </w:rPr>
+              <w:t>Events/Recurring Events)</w:t>
+            </w:r>
+          </w:p>
+        </w:tc>
+        <w:tc>
+          <w:tcPr>
+            <w:tcW w:w="7603" w:type="dxa"/>
+            <w:tcBorders>
+              <w:top w:val="single" w:sz="6" w:space="0" w:color="666666"/>
+              <w:left w:val="single" w:sz="6" w:space="0" w:color="666666"/>
+              <w:bottom w:val="single" w:sz="6" w:space="0" w:color="666666"/>
+              <w:right w:val="single" w:sz="6" w:space="0" w:color="666666"/>
+            </w:tcBorders>
+          </w:tcPr>
+          <w:p>
+            <w:r>
+              <w:rPr>
+                <w:rFonts w:ascii="Arial" w:eastAsia="Arial" w:hAnsi="Arial" w:cs="Arial"/>
+                <w:sz w:val="21"/>
+              </w:rPr>
+              <w:t xml:space="preserve">Normal &amp; Recurring event schedules </w:t>
+            </w:r>
+          </w:p>
+        </w:tc>
+      </w:tr>
+      <w:tr>
+        <w:trPr>
+          <w:trHeight w:val="360"/>
+        </w:trPr>
+        <w:tc>
+          <w:tcPr>
+            <w:tcW w:w="3118" w:type="dxa"/>
+            <w:tcBorders>
+              <w:top w:val="single" w:sz="6" w:space="0" w:color="666666"/>
+              <w:left w:val="single" w:sz="6" w:space="0" w:color="666666"/>
+              <w:bottom w:val="single" w:sz="6" w:space="0" w:color="666666"/>
+              <w:right w:val="single" w:sz="6" w:space="0" w:color="666666"/>
+            </w:tcBorders>
+          </w:tcPr>
+          <w:p>
+            <w:pPr>
+              <w:ind w:left="3"/>
+            </w:pPr>
+            <w:r>
+              <w:rPr>
+                <w:rFonts w:ascii="Arial" w:eastAsia="Arial" w:hAnsi="Arial" w:cs="Arial"/>
+                <w:b/>
+                <w:sz w:val="21"/>
+              </w:rPr>
+              <w:t xml:space="preserve">Calendar Event </w:t>
+            </w:r>
+            <w:proofErr w:type="spellStart"/>
+            <w:r>
+              <w:rPr>
+                <w:rFonts w:ascii="Arial" w:eastAsia="Arial" w:hAnsi="Arial" w:cs="Arial"/>
+                <w:b/>
+                <w:sz w:val="21"/>
+              </w:rPr>
+              <w:t>TimeStamps</w:t>
+            </w:r>
+            <w:proofErr w:type="spellEnd"/>
+          </w:p>
+        </w:tc>
+        <w:tc>
+          <w:tcPr>
+            <w:tcW w:w="7603" w:type="dxa"/>
+            <w:tcBorders>
+              <w:top w:val="single" w:sz="6" w:space="0" w:color="666666"/>
+              <w:left w:val="single" w:sz="6" w:space="0" w:color="666666"/>
+              <w:bottom w:val="single" w:sz="6" w:space="0" w:color="666666"/>
+              <w:right w:val="single" w:sz="6" w:space="0" w:color="666666"/>
+            </w:tcBorders>
+          </w:tcPr>
+          <w:p>
+            <w:r>
+              <w:rPr>
+                <w:rFonts w:ascii="Arial" w:eastAsia="Arial" w:hAnsi="Arial" w:cs="Arial"/>
+                <w:sz w:val="21"/>
+              </w:rPr>
+              <w:t xml:space="preserve">Calendar event timestamps will maintain </w:t>
+            </w:r>
+          </w:p>
+        </w:tc>
+      </w:tr>
+      <w:tr>
+        <w:trPr>
+          <w:trHeight w:val="360"/>
+        </w:trPr>
+        <w:tc>
+          <w:tcPr>
+            <w:tcW w:w="3118" w:type="dxa"/>
+            <w:tcBorders>
+              <w:top w:val="single" w:sz="6" w:space="0" w:color="666666"/>
+              <w:left w:val="single" w:sz="6" w:space="0" w:color="666666"/>
+              <w:bottom w:val="single" w:sz="6" w:space="0" w:color="666666"/>
+              <w:right w:val="single" w:sz="6" w:space="0" w:color="666666"/>
+            </w:tcBorders>
+          </w:tcPr>
+          <w:p>
+            <w:pPr>
+              <w:ind w:left="3"/>
+            </w:pPr>
+            <w:r>
+              <w:rPr>
+                <w:rFonts w:ascii="Arial" w:eastAsia="Arial" w:hAnsi="Arial" w:cs="Arial"/>
+                <w:b/>
+                <w:sz w:val="21"/>
+              </w:rPr>
+              <w:t>Calendar Event Attachments</w:t>
+            </w:r>
+          </w:p>
+        </w:tc>
+        <w:tc>
+          <w:tcPr>
+            <w:tcW w:w="7603" w:type="dxa"/>
+            <w:tcBorders>
+              <w:top w:val="single" w:sz="6" w:space="0" w:color="666666"/>
+              <w:left w:val="single" w:sz="6" w:space="0" w:color="666666"/>
+              <w:bottom w:val="single" w:sz="6" w:space="0" w:color="666666"/>
+              <w:right w:val="single" w:sz="6" w:space="0" w:color="666666"/>
+            </w:tcBorders>
+          </w:tcPr>
+          <w:p>
+            <w:r>
+              <w:rPr>
+                <w:rFonts w:ascii="Arial" w:eastAsia="Arial" w:hAnsi="Arial" w:cs="Arial"/>
+                <w:sz w:val="21"/>
+              </w:rPr>
+              <w:t xml:space="preserve">Calendar event attachments will maintain </w:t>
+            </w:r>
+          </w:p>
+        </w:tc>
+      </w:tr>
+      <w:tr>
+        <w:trPr>
+          <w:trHeight w:val="405"/>
+        </w:trPr>
+        <w:tc>
+          <w:tcPr>
+            <w:tcW w:w="3118" w:type="dxa"/>
+            <w:tcBorders>
+              <w:top w:val="single" w:sz="6" w:space="0" w:color="666666"/>
+              <w:left w:val="single" w:sz="6" w:space="0" w:color="666666"/>
+              <w:bottom w:val="single" w:sz="6" w:space="0" w:color="666666"/>
+              <w:right w:val="single" w:sz="6" w:space="0" w:color="666666"/>
+            </w:tcBorders>
+          </w:tcPr>
+          <w:p>
+            <w:pPr>
+              <w:ind w:left="3"/>
+            </w:pPr>
+            <w:r>
+              <w:rPr>
+                <w:rFonts w:ascii="Arial" w:eastAsia="Arial" w:hAnsi="Arial" w:cs="Arial"/>
+                <w:b/>
+                <w:sz w:val="21"/>
+              </w:rPr>
+              <w:t>Contacts</w:t>
+            </w:r>
+          </w:p>
+        </w:tc>
+        <w:tc>
+          <w:tcPr>
+            <w:tcW w:w="7603" w:type="dxa"/>
+            <w:tcBorders>
+              <w:top w:val="single" w:sz="6" w:space="0" w:color="666666"/>
+              <w:left w:val="single" w:sz="6" w:space="0" w:color="666666"/>
+              <w:bottom w:val="single" w:sz="6" w:space="0" w:color="666666"/>
+              <w:right w:val="single" w:sz="6" w:space="0" w:color="666666"/>
+            </w:tcBorders>
+          </w:tcPr>
+          <w:p>
+            <w:r>
+              <w:rPr>
+                <w:rFonts w:ascii="Arial" w:eastAsia="Arial" w:hAnsi="Arial" w:cs="Arial"/>
+                <w:sz w:val="21"/>
+              </w:rPr>
+              <w:t>All contacts will be migrated to the destination</w:t>
             </w:r>
           </w:p>
         </w:tc>
@@ -306,7 +754,6 @@
           </w:tcPr>
           <w:p>
             <w:pPr>
-              <w:spacing w:after="0"/>
               <w:ind w:left="3"/>
             </w:pPr>
             <w:r>
@@ -315,7 +762,38 @@
                 <w:b/>
                 <w:sz w:val="21"/>
               </w:rPr>
-              <w:t>Deleted Emails</w:t>
+              <w:t xml:space="preserve">Shared </w:t>
+            </w:r>
+            <w:proofErr w:type="gramStart"/>
+            <w:r>
+              <w:rPr>
+                <w:rFonts w:ascii="Arial" w:eastAsia="Arial" w:hAnsi="Arial" w:cs="Arial"/>
+                <w:b/>
+                <w:sz w:val="21"/>
+              </w:rPr>
+              <w:t>Mail Boxes</w:t>
+            </w:r>
+            <w:proofErr w:type="gramEnd"/>
+            <w:r>
+              <w:rPr>
+                <w:rFonts w:ascii="Arial" w:eastAsia="Arial" w:hAnsi="Arial" w:cs="Arial"/>
+                <w:b/>
+                <w:sz w:val="21"/>
+              </w:rPr>
+              <w:t xml:space="preserve"> /Shared </w:t>
+            </w:r>
+          </w:p>
+          <w:p>
+            <w:pPr>
+              <w:ind w:left="3"/>
+            </w:pPr>
+            <w:r>
+              <w:rPr>
+                <w:rFonts w:ascii="Arial" w:eastAsia="Arial" w:hAnsi="Arial" w:cs="Arial"/>
+                <w:b/>
+                <w:sz w:val="21"/>
+              </w:rPr>
+              <w:t>Contacts</w:t>
             </w:r>
           </w:p>
         </w:tc>
@@ -330,545 +808,6 @@
             </w:tcBorders>
           </w:tcPr>
           <w:p>
-            <w:pPr>
-              <w:spacing w:after="0"/>
-              <w:ind w:right="736"/>
-            </w:pPr>
-            <w:r>
-              <w:rPr>
-                <w:rFonts w:ascii="Arial" w:eastAsia="Arial" w:hAnsi="Arial" w:cs="Arial"/>
-                <w:sz w:val="21"/>
-              </w:rPr>
-              <w:t>Emails that have been intentionally deleted or moved to a trash folder for removal.</w:t>
-            </w:r>
-          </w:p>
-        </w:tc>
-      </w:tr>
-      <w:tr>
-        <w:trPr>
-          <w:trHeight w:val="390"/>
-        </w:trPr>
-        <w:tc>
-          <w:tcPr>
-            <w:tcW w:w="3118" w:type="dxa"/>
-            <w:tcBorders>
-              <w:top w:val="single" w:sz="6" w:space="0" w:color="666666"/>
-              <w:left w:val="single" w:sz="6" w:space="0" w:color="666666"/>
-              <w:bottom w:val="single" w:sz="6" w:space="0" w:color="666666"/>
-              <w:right w:val="single" w:sz="6" w:space="0" w:color="666666"/>
-            </w:tcBorders>
-          </w:tcPr>
-          <w:p>
-            <w:pPr>
-              <w:spacing w:after="0"/>
-              <w:ind w:left="3"/>
-            </w:pPr>
-            <w:proofErr w:type="spellStart"/>
-            <w:r>
-              <w:rPr>
-                <w:rFonts w:ascii="Arial" w:eastAsia="Arial" w:hAnsi="Arial" w:cs="Arial"/>
-                <w:b/>
-                <w:sz w:val="21"/>
-              </w:rPr>
-              <w:t>TimeStamp</w:t>
-            </w:r>
-            <w:proofErr w:type="spellEnd"/>
-          </w:p>
-        </w:tc>
-        <w:tc>
-          <w:tcPr>
-            <w:tcW w:w="7603" w:type="dxa"/>
-            <w:tcBorders>
-              <w:top w:val="single" w:sz="6" w:space="0" w:color="666666"/>
-              <w:left w:val="single" w:sz="6" w:space="0" w:color="666666"/>
-              <w:bottom w:val="single" w:sz="6" w:space="0" w:color="666666"/>
-              <w:right w:val="single" w:sz="6" w:space="0" w:color="666666"/>
-            </w:tcBorders>
-          </w:tcPr>
-          <w:p>
-            <w:pPr>
-              <w:spacing w:after="0"/>
-            </w:pPr>
-            <w:r>
-              <w:rPr>
-                <w:rFonts w:ascii="Arial" w:eastAsia="Arial" w:hAnsi="Arial" w:cs="Arial"/>
-                <w:sz w:val="21"/>
-              </w:rPr>
-              <w:t>Retain the timestamp from source to destination</w:t>
-            </w:r>
-          </w:p>
-        </w:tc>
-      </w:tr>
-      <w:tr>
-        <w:trPr>
-          <w:trHeight w:val="600"/>
-        </w:trPr>
-        <w:tc>
-          <w:tcPr>
-            <w:tcW w:w="3118" w:type="dxa"/>
-            <w:tcBorders>
-              <w:top w:val="single" w:sz="6" w:space="0" w:color="666666"/>
-              <w:left w:val="single" w:sz="6" w:space="0" w:color="666666"/>
-              <w:bottom w:val="single" w:sz="6" w:space="0" w:color="666666"/>
-              <w:right w:val="single" w:sz="6" w:space="0" w:color="666666"/>
-            </w:tcBorders>
-          </w:tcPr>
-          <w:p>
-            <w:pPr>
-              <w:spacing w:after="0"/>
-              <w:ind w:left="3"/>
-            </w:pPr>
-            <w:r>
-              <w:rPr>
-                <w:rFonts w:ascii="Arial" w:eastAsia="Arial" w:hAnsi="Arial" w:cs="Arial"/>
-                <w:b/>
-                <w:sz w:val="21"/>
-              </w:rPr>
-              <w:t>Maintains Starred/ Important Status</w:t>
-            </w:r>
-          </w:p>
-        </w:tc>
-        <w:tc>
-          <w:tcPr>
-            <w:tcW w:w="7603" w:type="dxa"/>
-            <w:tcBorders>
-              <w:top w:val="single" w:sz="6" w:space="0" w:color="666666"/>
-              <w:left w:val="single" w:sz="6" w:space="0" w:color="666666"/>
-              <w:bottom w:val="single" w:sz="6" w:space="0" w:color="666666"/>
-              <w:right w:val="single" w:sz="6" w:space="0" w:color="666666"/>
-            </w:tcBorders>
-          </w:tcPr>
-          <w:p>
-            <w:pPr>
-              <w:spacing w:after="0"/>
-            </w:pPr>
-            <w:r>
-              <w:rPr>
-                <w:rFonts w:ascii="Arial" w:eastAsia="Arial" w:hAnsi="Arial" w:cs="Arial"/>
-                <w:sz w:val="21"/>
-              </w:rPr>
-              <w:t>Highlighted designation for significant or priority emails</w:t>
-            </w:r>
-          </w:p>
-        </w:tc>
-      </w:tr>
-      <w:tr>
-        <w:trPr>
-          <w:trHeight w:val="390"/>
-        </w:trPr>
-        <w:tc>
-          <w:tcPr>
-            <w:tcW w:w="3118" w:type="dxa"/>
-            <w:tcBorders>
-              <w:top w:val="single" w:sz="6" w:space="0" w:color="666666"/>
-              <w:left w:val="single" w:sz="6" w:space="0" w:color="666666"/>
-              <w:bottom w:val="single" w:sz="6" w:space="0" w:color="666666"/>
-              <w:right w:val="single" w:sz="6" w:space="0" w:color="666666"/>
-            </w:tcBorders>
-          </w:tcPr>
-          <w:p>
-            <w:pPr>
-              <w:spacing w:after="0"/>
-              <w:ind w:left="3"/>
-            </w:pPr>
-            <w:r>
-              <w:rPr>
-                <w:rFonts w:ascii="Arial" w:eastAsia="Arial" w:hAnsi="Arial" w:cs="Arial"/>
-                <w:b/>
-                <w:sz w:val="21"/>
-              </w:rPr>
-              <w:t>Preserve unread /read Status</w:t>
-            </w:r>
-          </w:p>
-        </w:tc>
-        <w:tc>
-          <w:tcPr>
-            <w:tcW w:w="7603" w:type="dxa"/>
-            <w:tcBorders>
-              <w:top w:val="single" w:sz="6" w:space="0" w:color="666666"/>
-              <w:left w:val="single" w:sz="6" w:space="0" w:color="666666"/>
-              <w:bottom w:val="single" w:sz="6" w:space="0" w:color="666666"/>
-              <w:right w:val="single" w:sz="6" w:space="0" w:color="666666"/>
-            </w:tcBorders>
-          </w:tcPr>
-          <w:p>
-            <w:pPr>
-              <w:spacing w:after="0"/>
-            </w:pPr>
-            <w:r>
-              <w:rPr>
-                <w:rFonts w:ascii="Arial" w:eastAsia="Arial" w:hAnsi="Arial" w:cs="Arial"/>
-                <w:sz w:val="21"/>
-              </w:rPr>
-              <w:t>Preserves read &amp; unread status</w:t>
-            </w:r>
-          </w:p>
-        </w:tc>
-      </w:tr>
-      <w:tr>
-        <w:trPr>
-          <w:trHeight w:val="930"/>
-        </w:trPr>
-        <w:tc>
-          <w:tcPr>
-            <w:tcW w:w="3118" w:type="dxa"/>
-            <w:tcBorders>
-              <w:top w:val="single" w:sz="6" w:space="0" w:color="666666"/>
-              <w:left w:val="single" w:sz="6" w:space="0" w:color="666666"/>
-              <w:bottom w:val="single" w:sz="6" w:space="0" w:color="666666"/>
-              <w:right w:val="single" w:sz="6" w:space="0" w:color="666666"/>
-            </w:tcBorders>
-          </w:tcPr>
-          <w:p>
-            <w:pPr>
-              <w:spacing w:after="0"/>
-              <w:ind w:left="3"/>
-            </w:pPr>
-            <w:r>
-              <w:rPr>
-                <w:rFonts w:ascii="Arial" w:eastAsia="Arial" w:hAnsi="Arial" w:cs="Arial"/>
-                <w:b/>
-                <w:sz w:val="21"/>
-              </w:rPr>
-              <w:t>Mail Attachments</w:t>
-            </w:r>
-          </w:p>
-        </w:tc>
-        <w:tc>
-          <w:tcPr>
-            <w:tcW w:w="7603" w:type="dxa"/>
-            <w:tcBorders>
-              <w:top w:val="single" w:sz="6" w:space="0" w:color="666666"/>
-              <w:left w:val="single" w:sz="6" w:space="0" w:color="666666"/>
-              <w:bottom w:val="single" w:sz="6" w:space="0" w:color="666666"/>
-              <w:right w:val="single" w:sz="6" w:space="0" w:color="666666"/>
-            </w:tcBorders>
-          </w:tcPr>
-          <w:p>
-            <w:pPr>
-              <w:spacing w:after="0"/>
-            </w:pPr>
-            <w:r>
-              <w:rPr>
-                <w:rFonts w:ascii="Arial" w:eastAsia="Arial" w:hAnsi="Arial" w:cs="Arial"/>
-                <w:sz w:val="21"/>
-              </w:rPr>
-              <w:t>Files or documents sent alongside an email, allowing users to share additional information or multimedia content. Attachments can include various file types such as documents, images, videos, or audio files</w:t>
-            </w:r>
-          </w:p>
-        </w:tc>
-      </w:tr>
-      <w:tr>
-        <w:trPr>
-          <w:trHeight w:val="600"/>
-        </w:trPr>
-        <w:tc>
-          <w:tcPr>
-            <w:tcW w:w="3118" w:type="dxa"/>
-            <w:tcBorders>
-              <w:top w:val="single" w:sz="6" w:space="0" w:color="666666"/>
-              <w:left w:val="single" w:sz="6" w:space="0" w:color="666666"/>
-              <w:bottom w:val="single" w:sz="6" w:space="0" w:color="666666"/>
-              <w:right w:val="single" w:sz="6" w:space="0" w:color="666666"/>
-            </w:tcBorders>
-          </w:tcPr>
-          <w:p>
-            <w:pPr>
-              <w:spacing w:after="0"/>
-              <w:ind w:left="3"/>
-            </w:pPr>
-            <w:r>
-              <w:rPr>
-                <w:rFonts w:ascii="Arial" w:eastAsia="Arial" w:hAnsi="Arial" w:cs="Arial"/>
-                <w:b/>
-                <w:sz w:val="21"/>
-              </w:rPr>
-              <w:t xml:space="preserve">Calendar Events (Normal </w:t>
-            </w:r>
-          </w:p>
-          <w:p>
-            <w:pPr>
-              <w:spacing w:after="0"/>
-              <w:ind w:left="3"/>
-            </w:pPr>
-            <w:r>
-              <w:rPr>
-                <w:rFonts w:ascii="Arial" w:eastAsia="Arial" w:hAnsi="Arial" w:cs="Arial"/>
-                <w:b/>
-                <w:sz w:val="21"/>
-              </w:rPr>
-              <w:t>Events/Recurring Events)</w:t>
-            </w:r>
-          </w:p>
-        </w:tc>
-        <w:tc>
-          <w:tcPr>
-            <w:tcW w:w="7603" w:type="dxa"/>
-            <w:tcBorders>
-              <w:top w:val="single" w:sz="6" w:space="0" w:color="666666"/>
-              <w:left w:val="single" w:sz="6" w:space="0" w:color="666666"/>
-              <w:bottom w:val="single" w:sz="6" w:space="0" w:color="666666"/>
-              <w:right w:val="single" w:sz="6" w:space="0" w:color="666666"/>
-            </w:tcBorders>
-          </w:tcPr>
-          <w:p>
-            <w:pPr>
-              <w:spacing w:after="0"/>
-            </w:pPr>
-            <w:r>
-              <w:rPr>
-                <w:rFonts w:ascii="Arial" w:eastAsia="Arial" w:hAnsi="Arial" w:cs="Arial"/>
-                <w:sz w:val="21"/>
-              </w:rPr>
-              <w:t xml:space="preserve">Normal &amp; Recurring event schedules </w:t>
-            </w:r>
-          </w:p>
-        </w:tc>
-      </w:tr>
-      <w:tr>
-        <w:trPr>
-          <w:trHeight w:val="360"/>
-        </w:trPr>
-        <w:tc>
-          <w:tcPr>
-            <w:tcW w:w="3118" w:type="dxa"/>
-            <w:tcBorders>
-              <w:top w:val="single" w:sz="6" w:space="0" w:color="666666"/>
-              <w:left w:val="single" w:sz="6" w:space="0" w:color="666666"/>
-              <w:bottom w:val="single" w:sz="6" w:space="0" w:color="666666"/>
-              <w:right w:val="single" w:sz="6" w:space="0" w:color="666666"/>
-            </w:tcBorders>
-          </w:tcPr>
-          <w:p>
-            <w:pPr>
-              <w:spacing w:after="0"/>
-              <w:ind w:left="3"/>
-            </w:pPr>
-            <w:r>
-              <w:rPr>
-                <w:rFonts w:ascii="Arial" w:eastAsia="Arial" w:hAnsi="Arial" w:cs="Arial"/>
-                <w:b/>
-                <w:sz w:val="21"/>
-              </w:rPr>
-              <w:t xml:space="preserve">Calendar Event </w:t>
-            </w:r>
-            <w:proofErr w:type="spellStart"/>
-            <w:r>
-              <w:rPr>
-                <w:rFonts w:ascii="Arial" w:eastAsia="Arial" w:hAnsi="Arial" w:cs="Arial"/>
-                <w:b/>
-                <w:sz w:val="21"/>
-              </w:rPr>
-              <w:t>TimeStamps</w:t>
-            </w:r>
-            <w:proofErr w:type="spellEnd"/>
-          </w:p>
-        </w:tc>
-        <w:tc>
-          <w:tcPr>
-            <w:tcW w:w="7603" w:type="dxa"/>
-            <w:tcBorders>
-              <w:top w:val="single" w:sz="6" w:space="0" w:color="666666"/>
-              <w:left w:val="single" w:sz="6" w:space="0" w:color="666666"/>
-              <w:bottom w:val="single" w:sz="6" w:space="0" w:color="666666"/>
-              <w:right w:val="single" w:sz="6" w:space="0" w:color="666666"/>
-            </w:tcBorders>
-          </w:tcPr>
-          <w:p>
-            <w:pPr>
-              <w:spacing w:after="0"/>
-            </w:pPr>
-            <w:r>
-              <w:rPr>
-                <w:rFonts w:ascii="Arial" w:eastAsia="Arial" w:hAnsi="Arial" w:cs="Arial"/>
-                <w:sz w:val="21"/>
-              </w:rPr>
-              <w:t xml:space="preserve">Calendar event timestamps will maintain </w:t>
-            </w:r>
-          </w:p>
-        </w:tc>
-      </w:tr>
-      <w:tr>
-        <w:trPr>
-          <w:trHeight w:val="360"/>
-        </w:trPr>
-        <w:tc>
-          <w:tcPr>
-            <w:tcW w:w="3118" w:type="dxa"/>
-            <w:tcBorders>
-              <w:top w:val="single" w:sz="6" w:space="0" w:color="666666"/>
-              <w:left w:val="single" w:sz="6" w:space="0" w:color="666666"/>
-              <w:bottom w:val="single" w:sz="6" w:space="0" w:color="666666"/>
-              <w:right w:val="single" w:sz="6" w:space="0" w:color="666666"/>
-            </w:tcBorders>
-          </w:tcPr>
-          <w:p>
-            <w:pPr>
-              <w:spacing w:after="0"/>
-              <w:ind w:left="3"/>
-            </w:pPr>
-            <w:r>
-              <w:rPr>
-                <w:rFonts w:ascii="Arial" w:eastAsia="Arial" w:hAnsi="Arial" w:cs="Arial"/>
-                <w:b/>
-                <w:sz w:val="21"/>
-              </w:rPr>
-              <w:t>Calendar Event Attachments</w:t>
-            </w:r>
-          </w:p>
-        </w:tc>
-        <w:tc>
-          <w:tcPr>
-            <w:tcW w:w="7603" w:type="dxa"/>
-            <w:tcBorders>
-              <w:top w:val="single" w:sz="6" w:space="0" w:color="666666"/>
-              <w:left w:val="single" w:sz="6" w:space="0" w:color="666666"/>
-              <w:bottom w:val="single" w:sz="6" w:space="0" w:color="666666"/>
-              <w:right w:val="single" w:sz="6" w:space="0" w:color="666666"/>
-            </w:tcBorders>
-          </w:tcPr>
-          <w:p>
-            <w:pPr>
-              <w:spacing w:after="0"/>
-            </w:pPr>
-            <w:r>
-              <w:rPr>
-                <w:rFonts w:ascii="Arial" w:eastAsia="Arial" w:hAnsi="Arial" w:cs="Arial"/>
-                <w:sz w:val="21"/>
-              </w:rPr>
-              <w:t xml:space="preserve">Calendar event attachments will maintain </w:t>
-            </w:r>
-          </w:p>
-        </w:tc>
-      </w:tr>
-      <w:tr>
-        <w:trPr>
-          <w:trHeight w:val="405"/>
-        </w:trPr>
-        <w:tc>
-          <w:tcPr>
-            <w:tcW w:w="3118" w:type="dxa"/>
-            <w:tcBorders>
-              <w:top w:val="single" w:sz="6" w:space="0" w:color="666666"/>
-              <w:left w:val="single" w:sz="6" w:space="0" w:color="666666"/>
-              <w:bottom w:val="single" w:sz="6" w:space="0" w:color="666666"/>
-              <w:right w:val="single" w:sz="6" w:space="0" w:color="666666"/>
-            </w:tcBorders>
-          </w:tcPr>
-          <w:p>
-            <w:pPr>
-              <w:spacing w:after="0"/>
-              <w:ind w:left="3"/>
-            </w:pPr>
-            <w:r>
-              <w:rPr>
-                <w:rFonts w:ascii="Arial" w:eastAsia="Arial" w:hAnsi="Arial" w:cs="Arial"/>
-                <w:b/>
-                <w:sz w:val="21"/>
-              </w:rPr>
-              <w:t>Contacts</w:t>
-            </w:r>
-          </w:p>
-        </w:tc>
-        <w:tc>
-          <w:tcPr>
-            <w:tcW w:w="7603" w:type="dxa"/>
-            <w:tcBorders>
-              <w:top w:val="single" w:sz="6" w:space="0" w:color="666666"/>
-              <w:left w:val="single" w:sz="6" w:space="0" w:color="666666"/>
-              <w:bottom w:val="single" w:sz="6" w:space="0" w:color="666666"/>
-              <w:right w:val="single" w:sz="6" w:space="0" w:color="666666"/>
-            </w:tcBorders>
-          </w:tcPr>
-          <w:p>
-            <w:pPr>
-              <w:spacing w:after="0"/>
-            </w:pPr>
-            <w:r>
-              <w:rPr>
-                <w:rFonts w:ascii="Arial" w:eastAsia="Arial" w:hAnsi="Arial" w:cs="Arial"/>
-                <w:sz w:val="21"/>
-              </w:rPr>
-              <w:t>All contacts will be migrated to the destination</w:t>
-            </w:r>
-          </w:p>
-        </w:tc>
-      </w:tr>
-      <w:tr>
-        <w:trPr>
-          <w:trHeight w:val="660"/>
-        </w:trPr>
-        <w:tc>
-          <w:tcPr>
-            <w:tcW w:w="3118" w:type="dxa"/>
-            <w:tcBorders>
-              <w:top w:val="single" w:sz="6" w:space="0" w:color="666666"/>
-              <w:left w:val="single" w:sz="6" w:space="0" w:color="666666"/>
-              <w:bottom w:val="single" w:sz="6" w:space="0" w:color="666666"/>
-              <w:right w:val="single" w:sz="6" w:space="0" w:color="666666"/>
-            </w:tcBorders>
-          </w:tcPr>
-          <w:p>
-            <w:pPr>
-              <w:spacing w:after="0"/>
-              <w:ind w:left="3"/>
-            </w:pPr>
-            <w:r>
-              <w:rPr>
-                <w:rFonts w:ascii="Arial" w:eastAsia="Arial" w:hAnsi="Arial" w:cs="Arial"/>
-                <w:b/>
-                <w:sz w:val="21"/>
-              </w:rPr>
-              <w:t xml:space="preserve">Shared </w:t>
-            </w:r>
-            <w:proofErr w:type="gramStart"/>
-            <w:r>
-              <w:rPr>
-                <w:rFonts w:ascii="Arial" w:eastAsia="Arial" w:hAnsi="Arial" w:cs="Arial"/>
-                <w:b/>
-                <w:sz w:val="21"/>
-              </w:rPr>
-              <w:t>Mail Boxes</w:t>
-            </w:r>
-            <w:proofErr w:type="gramEnd"/>
-            <w:r>
-              <w:rPr>
-                <w:rFonts w:ascii="Arial" w:eastAsia="Arial" w:hAnsi="Arial" w:cs="Arial"/>
-                <w:b/>
-                <w:sz w:val="21"/>
-              </w:rPr>
-              <w:t xml:space="preserve"> /Shared </w:t>
-            </w:r>
-          </w:p>
-          <w:p>
-            <w:pPr>
-              <w:spacing w:after="0"/>
-              <w:ind w:left="3"/>
-            </w:pPr>
-            <w:r>
-              <w:rPr>
-                <w:rFonts w:ascii="Arial" w:eastAsia="Arial" w:hAnsi="Arial" w:cs="Arial"/>
-                <w:b/>
-                <w:sz w:val="21"/>
-              </w:rPr>
-              <w:t>Contacts</w:t>
-            </w:r>
-          </w:p>
-        </w:tc>
-        <w:tc>
-          <w:tcPr>
-            <w:tcW w:w="7603" w:type="dxa"/>
-            <w:tcBorders>
-              <w:top w:val="single" w:sz="6" w:space="0" w:color="666666"/>
-              <w:left w:val="single" w:sz="6" w:space="0" w:color="666666"/>
-              <w:bottom w:val="single" w:sz="6" w:space="0" w:color="666666"/>
-              <w:right w:val="single" w:sz="6" w:space="0" w:color="666666"/>
-            </w:tcBorders>
-          </w:tcPr>
-          <w:p>
-            <w:pPr>
-              <w:spacing w:after="0"/>
-            </w:pPr>
             <w:r>
               <w:rPr>
                 <w:rFonts w:ascii="Arial" w:eastAsia="Arial" w:hAnsi="Arial" w:cs="Arial"/>
